--- a/CarreiraEspecialistaEmIAB/Nivel2/docs/relatorio_implementacao_bytebank.docx
+++ b/CarreiraEspecialistaEmIAB/Nivel2/docs/relatorio_implementacao_bytebank.docx
@@ -10,7 +10,7 @@
     <w:p/>
     <w:p>
       <w:r>
-        <w:t xml:space="preserve">Data UTC: 2026-08-22T23:47:18.870623+00:00  </w:t>
+        <w:t xml:space="preserve">Data UTC: 2026-08-22T23:50:08.574548+00:00  </w:t>
       </w:r>
     </w:p>
     <w:p>

--- a/CarreiraEspecialistaEmIAB/Nivel2/docs/relatorio_implementacao_bytebank.docx
+++ b/CarreiraEspecialistaEmIAB/Nivel2/docs/relatorio_implementacao_bytebank.docx
@@ -104,7 +104,7 @@
         <w:rPr>
           <w:b/>
         </w:rPr>
-        <w:t xml:space="preserve">Data: 22/08/2026  </w:t>
+        <w:t>Data: 22/08/2026</w:t>
       </w:r>
     </w:p>
     <w:p>
@@ -112,7 +112,7 @@
         <w:rPr>
           <w:b/>
         </w:rPr>
-        <w:t xml:space="preserve">Repositório: https://github.com/fredjml/aluraCarreiraEspecialistaIANivel2B  </w:t>
+        <w:t>Repositório: https://github.com/fredjml/aluraCarreiraEspecialistaIANivel2B</w:t>
       </w:r>
     </w:p>
     <w:p>
@@ -1218,6 +1218,22 @@
         <w:t>A branch de correção é enviada para revisão por Pull Request e não é mesclada automaticamente. O GitHub Pages público foi validado por HTTP; o endereço e a planilha estão disponíveis no README.</w:t>
       </w:r>
     </w:p>
+    <w:p>
+      <w:r>
+        <w:rPr>
+          <w:b/>
+        </w:rPr>
+        <w:t>Pull Request: https://github.com/fredjml/aluraCarreiraEspecialistaIANivel2B/pull/1</w:t>
+      </w:r>
+    </w:p>
+    <w:p>
+      <w:r>
+        <w:rPr>
+          <w:b/>
+        </w:rPr>
+        <w:t>Repositório: https://github.com/fredjml/aluraCarreiraEspecialistaIANivel2B</w:t>
+      </w:r>
+    </w:p>
     <w:sectPr>
       <w:headerReference w:type="default" r:id="rId9"/>
       <w:footerReference w:type="default" r:id="rId10"/>
